--- a/01_Predator_Prey/WorkSheets/MitW_Predator_PreyWorksheet_Solution.docx
+++ b/01_Predator_Prey/WorkSheets/MitW_Predator_PreyWorksheet_Solution.docx
@@ -1295,7 +1295,7 @@
           <w:szCs w:val="40"/>
         </w:rPr>
         <w:drawing>
-          <wp:inline distT="0" distB="0" distL="0" distR="0" wp14:anchorId="228885DA" wp14:editId="0A267DEB">
+          <wp:inline distT="0" distB="0" distL="0" distR="0" wp14:anchorId="228885DA" wp14:editId="629459A6">
             <wp:extent cx="4108516" cy="1839433"/>
             <wp:effectExtent l="0" t="0" r="0" b="2540"/>
             <wp:docPr id="1237898641" name="Content Placeholder 4" descr="A screenshot of a graph&#10;&#10;Description automatically generated">
@@ -2611,7 +2611,7 @@
           <w:szCs w:val="40"/>
         </w:rPr>
         <w:drawing>
-          <wp:inline distT="0" distB="0" distL="0" distR="0" wp14:anchorId="2A498FAE" wp14:editId="4C8E4CD6">
+          <wp:inline distT="0" distB="0" distL="0" distR="0" wp14:anchorId="2A498FAE" wp14:editId="1204F0BE">
             <wp:extent cx="4541817" cy="1519310"/>
             <wp:effectExtent l="0" t="0" r="5080" b="5080"/>
             <wp:docPr id="2056138718" name="Picture 6" descr="A screenshot of a diagram&#10;&#10;Description automatically generated"/>
@@ -2751,7 +2751,7 @@
           <w:szCs w:val="40"/>
         </w:rPr>
         <w:drawing>
-          <wp:inline distT="0" distB="0" distL="0" distR="0" wp14:anchorId="358CC812" wp14:editId="21015E60">
+          <wp:inline distT="0" distB="0" distL="0" distR="0" wp14:anchorId="358CC812" wp14:editId="79FA4A65">
             <wp:extent cx="4380614" cy="1689972"/>
             <wp:effectExtent l="0" t="0" r="1270" b="0"/>
             <wp:docPr id="1530259331" name="Picture 7" descr="A screenshot of a graph&#10;&#10;Description automatically generated"/>
@@ -4475,6 +4475,130 @@
           <w:rStyle w:val="Heading1Char"/>
         </w:rPr>
       </w:pPr>
+      <w:r>
+        <w:rPr>
+          <w:rFonts w:asciiTheme="majorHAnsi" w:eastAsiaTheme="majorEastAsia" w:hAnsiTheme="majorHAnsi" w:cstheme="majorBidi"/>
+          <w:color w:val="0F4761" w:themeColor="accent1" w:themeShade="BF"/>
+          <w:sz w:val="40"/>
+          <w:szCs w:val="40"/>
+        </w:rPr>
+        <mc:AlternateContent>
+          <mc:Choice Requires="wps">
+            <w:drawing>
+              <wp:anchor distT="0" distB="0" distL="114300" distR="114300" simplePos="0" relativeHeight="251725824" behindDoc="0" locked="0" layoutInCell="1" allowOverlap="1" wp14:anchorId="56BBB08D" wp14:editId="6DD51DAE">
+                <wp:simplePos x="0" y="0"/>
+                <wp:positionH relativeFrom="column">
+                  <wp:posOffset>2350038</wp:posOffset>
+                </wp:positionH>
+                <wp:positionV relativeFrom="paragraph">
+                  <wp:posOffset>2328203</wp:posOffset>
+                </wp:positionV>
+                <wp:extent cx="1193556" cy="248529"/>
+                <wp:effectExtent l="0" t="0" r="13335" b="18415"/>
+                <wp:wrapNone/>
+                <wp:docPr id="1582149150" name="Text Box 47"/>
+                <wp:cNvGraphicFramePr xmlns:a="http://schemas.openxmlformats.org/drawingml/2006/main"/>
+                <a:graphic xmlns:a="http://schemas.openxmlformats.org/drawingml/2006/main">
+                  <a:graphicData uri="http://schemas.microsoft.com/office/word/2010/wordprocessingShape">
+                    <wps:wsp>
+                      <wps:cNvSpPr txBox="1"/>
+                      <wps:spPr>
+                        <a:xfrm>
+                          <a:off x="0" y="0"/>
+                          <a:ext cx="1193556" cy="248529"/>
+                        </a:xfrm>
+                        <a:prstGeom prst="rect">
+                          <a:avLst/>
+                        </a:prstGeom>
+                        <a:solidFill>
+                          <a:schemeClr val="lt1"/>
+                        </a:solidFill>
+                        <a:ln w="6350">
+                          <a:solidFill>
+                            <a:prstClr val="black"/>
+                          </a:solidFill>
+                        </a:ln>
+                      </wps:spPr>
+                      <wps:txbx>
+                        <w:txbxContent>
+                          <w:p>
+                            <w:pPr>
+                              <w:jc w:val="center"/>
+                              <w:rPr>
+                                <w:rFonts w:ascii="Aptos" w:eastAsia="Aptos" w:hAnsi="Aptos"/>
+                                <w:color w:val="000000" w:themeColor="text1"/>
+                                <w:sz w:val="22"/>
+                                <w:szCs w:val="22"/>
+                                <w14:ligatures w14:val="none"/>
+                              </w:rPr>
+                            </w:pPr>
+                            <w:r>
+                              <w:rPr>
+                                <w:rFonts w:ascii="Aptos" w:eastAsia="Aptos" w:hAnsi="Aptos"/>
+                                <w:color w:val="000000" w:themeColor="text1"/>
+                                <w:sz w:val="22"/>
+                                <w:szCs w:val="22"/>
+                              </w:rPr>
+                              <w:t>Food for deer</w:t>
+                            </w:r>
+                          </w:p>
+                        </w:txbxContent>
+                      </wps:txbx>
+                      <wps:bodyPr rot="0" spcFirstLastPara="0" vert="horz" wrap="square" lIns="91440" tIns="45720" rIns="91440" bIns="45720" numCol="1" spcCol="0" rtlCol="0" fromWordArt="0" anchor="t" anchorCtr="0" forceAA="0" compatLnSpc="1">
+                        <a:prstTxWarp prst="textNoShape">
+                          <a:avLst/>
+                        </a:prstTxWarp>
+                        <a:noAutofit/>
+                      </wps:bodyPr>
+                    </wps:wsp>
+                  </a:graphicData>
+                </a:graphic>
+                <wp14:sizeRelH relativeFrom="margin">
+                  <wp14:pctWidth>0</wp14:pctWidth>
+                </wp14:sizeRelH>
+                <wp14:sizeRelV relativeFrom="margin">
+                  <wp14:pctHeight>0</wp14:pctHeight>
+                </wp14:sizeRelV>
+              </wp:anchor>
+            </w:drawing>
+          </mc:Choice>
+          <mc:Fallback>
+            <w:pict>
+              <v:shapetype w14:anchorId="56BBB08D" id="_x0000_t202" coordsize="21600,21600" o:spt="202" path="m,l,21600r21600,l21600,xe">
+                <v:stroke joinstyle="miter"/>
+                <v:path gradientshapeok="t" o:connecttype="rect"/>
+              </v:shapetype>
+              <v:shape id="Text Box 47" o:spid="_x0000_s1030" type="#_x0000_t202" style="position:absolute;left:0;text-align:left;margin-left:185.05pt;margin-top:183.3pt;width:94pt;height:19.55pt;z-index:251725824;visibility:visible;mso-wrap-style:square;mso-width-percent:0;mso-height-percent:0;mso-wrap-distance-left:9pt;mso-wrap-distance-top:0;mso-wrap-distance-right:9pt;mso-wrap-distance-bottom:0;mso-position-horizontal:absolute;mso-position-horizontal-relative:text;mso-position-vertical:absolute;mso-position-vertical-relative:text;mso-width-percent:0;mso-height-percent:0;mso-width-relative:margin;mso-height-relative:margin;v-text-anchor:top" o:gfxdata="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" fillcolor="white [3201]" strokeweight=".5pt">
+                <v:textbox>
+                  <w:txbxContent>
+                    <w:p>
+                      <w:pPr>
+                        <w:jc w:val="center"/>
+                        <w:rPr>
+                          <w:rFonts w:ascii="Aptos" w:eastAsia="Aptos" w:hAnsi="Aptos"/>
+                          <w:color w:val="000000" w:themeColor="text1"/>
+                          <w:sz w:val="22"/>
+                          <w:szCs w:val="22"/>
+                          <w14:ligatures w14:val="none"/>
+                        </w:rPr>
+                      </w:pPr>
+                      <w:r>
+                        <w:rPr>
+                          <w:rFonts w:ascii="Aptos" w:eastAsia="Aptos" w:hAnsi="Aptos"/>
+                          <w:color w:val="000000" w:themeColor="text1"/>
+                          <w:sz w:val="22"/>
+                          <w:szCs w:val="22"/>
+                        </w:rPr>
+                        <w:t>Food for deer</w:t>
+                      </w:r>
+                    </w:p>
+                  </w:txbxContent>
+                </v:textbox>
+              </v:shape>
+            </w:pict>
+          </mc:Fallback>
+        </mc:AlternateContent>
+      </w:r>
       <w:r>
         <w:rPr>
           <w:rFonts w:asciiTheme="majorHAnsi" w:eastAsiaTheme="majorEastAsia" w:hAnsiTheme="majorHAnsi" w:cstheme="majorBidi"/>
@@ -5155,7 +5279,7 @@
         <mc:AlternateContent>
           <mc:Choice Requires="wpi">
             <w:drawing>
-              <wp:anchor distT="0" distB="0" distL="114300" distR="114300" simplePos="0" relativeHeight="251680768" behindDoc="0" locked="0" layoutInCell="1" allowOverlap="1" wp14:anchorId="47B87F1C" wp14:editId="0FA2A998">
+              <wp:anchor distT="0" distB="0" distL="114300" distR="114300" simplePos="0" relativeHeight="251680768" behindDoc="0" locked="0" layoutInCell="1" allowOverlap="1" wp14:anchorId="47B87F1C" wp14:editId="4EC159AD">
                 <wp:simplePos x="0" y="0"/>
                 <wp:positionH relativeFrom="column">
                   <wp:posOffset>1142550</wp:posOffset>
@@ -5186,7 +5310,26 @@
           </mc:Choice>
           <mc:Fallback>
             <w:pict>
-              <v:shape w14:anchorId="64835E2A" id="Ink 22" o:spid="_x0000_s1026" type="#_x0000_t75" style="position:absolute;margin-left:89.45pt;margin-top:219.55pt;width:1.05pt;height:1.05pt;z-index:251680768;visibility:visible;mso-wrap-style:square;mso-wrap-distance-left:9pt;mso-wrap-distance-top:0;mso-wrap-distance-right:9pt;mso-wrap-distance-bottom:0;mso-position-horizontal:absolute;mso-position-horizontal-relative:text;mso-position-vertical:absolute;mso-position-vertical-relative:text" o:gfxdata="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">
+              <v:shapetype w14:anchorId="650245E0" id="_x0000_t75" coordsize="21600,21600" o:spt="75" o:preferrelative="t" path="m@4@5l@4@11@9@11@9@5xe" filled="f" stroked="f">
+                <v:stroke joinstyle="miter"/>
+                <v:formulas>
+                  <v:f eqn="if lineDrawn pixelLineWidth 0"/>
+                  <v:f eqn="sum @0 1 0"/>
+                  <v:f eqn="sum 0 0 @1"/>
+                  <v:f eqn="prod @2 1 2"/>
+                  <v:f eqn="prod @3 21600 pixelWidth"/>
+                  <v:f eqn="prod @3 21600 pixelHeight"/>
+                  <v:f eqn="sum @0 0 1"/>
+                  <v:f eqn="prod @6 1 2"/>
+                  <v:f eqn="prod @7 21600 pixelWidth"/>
+                  <v:f eqn="sum @8 21600 0"/>
+                  <v:f eqn="prod @7 21600 pixelHeight"/>
+                  <v:f eqn="sum @10 21600 0"/>
+                </v:formulas>
+                <v:path o:extrusionok="f" gradientshapeok="t" o:connecttype="rect"/>
+                <o:lock v:ext="edit" aspectratio="t"/>
+              </v:shapetype>
+              <v:shape id="Ink 22" o:spid="_x0000_s1026" type="#_x0000_t75" style="position:absolute;margin-left:89.45pt;margin-top:219.55pt;width:1.05pt;height:1.05pt;z-index:251680768;visibility:visible;mso-wrap-style:square;mso-wrap-distance-left:9pt;mso-wrap-distance-top:0;mso-wrap-distance-right:9pt;mso-wrap-distance-bottom:0;mso-position-horizontal:absolute;mso-position-horizontal-relative:text;mso-position-vertical:absolute;mso-position-vertical-relative:text" o:gfxdata="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">
                 <v:imagedata r:id="rId49" o:title=""/>
               </v:shape>
             </w:pict>
@@ -5202,7 +5345,7 @@
           <w:szCs w:val="40"/>
         </w:rPr>
         <w:drawing>
-          <wp:inline distT="0" distB="0" distL="0" distR="0" wp14:anchorId="5E6AE169" wp14:editId="0DDAE149">
+          <wp:inline distT="0" distB="0" distL="0" distR="0" wp14:anchorId="5E6AE169" wp14:editId="23E0967F">
             <wp:extent cx="4146698" cy="3387243"/>
             <wp:effectExtent l="0" t="0" r="0" b="3810"/>
             <wp:docPr id="330269408" name="Picture 5" descr="A screenshot of a diagram&#10;&#10;Description automatically generated"/>
@@ -6763,7 +6906,6 @@
   <w:style w:type="character" w:default="1" w:styleId="DefaultParagraphFont">
     <w:name w:val="Default Paragraph Font"/>
     <w:uiPriority w:val="1"/>
-    <w:semiHidden/>
     <w:unhideWhenUsed/>
   </w:style>
   <w:style w:type="table" w:default="1" w:styleId="TableNormal">
